--- a/klagomålsmail/A 38208-2025 FSC-klagomål mail.docx
+++ b/klagomålsmail/A 38208-2025 FSC-klagomål mail.docx
@@ -11,7 +11,7 @@
     </w:p>
     <w:p>
       <w:r>
-        <w:t>Vi vill informera om att det i avverkningsanmälan A 38208-2025 i Uppsala kommun har hittats 13 naturvårdsarter varav 8 är rödlistade.</w:t>
+        <w:t>Vi vill informera om att det i avverkningsanmälan A 38208-2025 i Uppsala kommun har hittats 27 naturvårdsarter varav 14 är rödlistade.</w:t>
       </w:r>
     </w:p>
     <w:p>

--- a/klagomålsmail/A 38208-2025 FSC-klagomål mail.docx
+++ b/klagomålsmail/A 38208-2025 FSC-klagomål mail.docx
@@ -11,7 +11,7 @@
     </w:p>
     <w:p>
       <w:r>
-        <w:t>Vi vill informera om att det i avverkningsanmälan A 38208-2025 i Uppsala kommun har hittats 27 naturvårdsarter varav 14 är rödlistade.</w:t>
+        <w:t>Vi vill informera om att det i avverkningsanmälan A 38208-2025 i Uppsala kommun har hittats 35 naturvårdsarter varav 17 är rödlistade.</w:t>
       </w:r>
     </w:p>
     <w:p>

--- a/klagomålsmail/A 38208-2025 FSC-klagomål mail.docx
+++ b/klagomålsmail/A 38208-2025 FSC-klagomål mail.docx
@@ -11,7 +11,7 @@
     </w:p>
     <w:p>
       <w:r>
-        <w:t>Vi vill informera om att det i avverkningsanmälan A 38208-2025 i Uppsala kommun har hittats 35 naturvårdsarter varav 17 är rödlistade.</w:t>
+        <w:t>Vi vill informera om att det i avverkningsanmälan A 38208-2025 i Uppsala kommun har hittats 36 naturvårdsarter varav 18 är rödlistade.</w:t>
       </w:r>
     </w:p>
     <w:p>

--- a/klagomålsmail/A 38208-2025 FSC-klagomål mail.docx
+++ b/klagomålsmail/A 38208-2025 FSC-klagomål mail.docx
@@ -11,7 +11,7 @@
     </w:p>
     <w:p>
       <w:r>
-        <w:t>Vi vill informera om att det i avverkningsanmälan A 38208-2025 i Uppsala kommun har hittats 36 naturvårdsarter varav 18 är rödlistade.</w:t>
+        <w:t>Vi vill informera om att det i och inom 22 meter från avverkningsanmälan A 38208-2025 i Uppsala kommun har hittats 42 naturvårdsarter varav 22 är rödlistade.</w:t>
       </w:r>
     </w:p>
     <w:p>
